--- a/docs/Ticket fields.docx
+++ b/docs/Ticket fields.docx
@@ -70,8 +70,6 @@
         </w:rPr>
         <w:t>.</w:t>
       </w:r>
-      <w:bookmarkStart w:id="0" w:name="_GoBack"/>
-      <w:bookmarkEnd w:id="0"/>
     </w:p>
     <w:tbl>
       <w:tblPr>
@@ -181,11 +179,13 @@
             <w:pPr>
               <w:jc w:val="both"/>
               <w:rPr>
-                <w:lang w:val="es-ES"/>
-              </w:rPr>
-            </w:pPr>
-            <w:r>
-              <w:rPr>
+                <w:b/>
+                <w:lang w:val="es-ES"/>
+              </w:rPr>
+            </w:pPr>
+            <w:r>
+              <w:rPr>
+                <w:b/>
                 <w:lang w:val="es-ES"/>
               </w:rPr>
               <w:t>Workshop service</w:t>
@@ -199,11 +199,13 @@
           <w:p>
             <w:pPr>
               <w:rPr>
-                <w:lang w:val="es-ES"/>
-              </w:rPr>
-            </w:pPr>
-            <w:r>
-              <w:rPr>
+                <w:b/>
+                <w:lang w:val="es-ES"/>
+              </w:rPr>
+            </w:pPr>
+            <w:r>
+              <w:rPr>
+                <w:b/>
                 <w:lang w:val="es-ES"/>
               </w:rPr>
               <w:t>Servicio de taller</w:t>
@@ -217,11 +219,13 @@
           <w:p>
             <w:pPr>
               <w:rPr>
-                <w:lang w:val="el-GR"/>
-              </w:rPr>
-            </w:pPr>
-            <w:r>
-              <w:rPr>
+                <w:b/>
+                <w:lang w:val="en-US"/>
+              </w:rPr>
+            </w:pPr>
+            <w:r>
+              <w:rPr>
+                <w:b/>
                 <w:lang w:val="el-GR"/>
               </w:rPr>
               <w:t>Τίτλος φόρμας</w:t>
@@ -285,11 +289,13 @@
           <w:p>
             <w:pPr>
               <w:rPr>
-                <w:lang w:val="es-ES"/>
-              </w:rPr>
-            </w:pPr>
-            <w:r>
-              <w:rPr>
+                <w:b/>
+                <w:lang w:val="es-ES"/>
+              </w:rPr>
+            </w:pPr>
+            <w:r>
+              <w:rPr>
+                <w:b/>
                 <w:lang w:val="es-ES"/>
               </w:rPr>
               <w:t>E</w:t>
@@ -297,6 +303,7 @@
             <w:proofErr w:type="spellStart"/>
             <w:r>
               <w:rPr>
+                <w:b/>
                 <w:lang w:val="el-GR"/>
               </w:rPr>
               <w:t>πικεφαλίδα</w:t>
@@ -304,6 +311,7 @@
             <w:proofErr w:type="spellEnd"/>
             <w:r>
               <w:rPr>
+                <w:b/>
                 <w:lang w:val="el-GR"/>
               </w:rPr>
               <w:t xml:space="preserve"> ενότητας</w:t>
@@ -372,6 +380,42 @@
             </w:pPr>
             <w:r>
               <w:rPr>
+                <w:lang w:val="en-US"/>
+              </w:rPr>
+              <w:t>name</w:t>
+            </w:r>
+            <w:r>
+              <w:rPr>
+                <w:lang w:val="el-GR"/>
+              </w:rPr>
+              <w:t>=</w:t>
+            </w:r>
+            <w:r>
+              <w:rPr>
+                <w:lang w:val="el-GR"/>
+              </w:rPr>
+              <w:t>"</w:t>
+            </w:r>
+            <w:r>
+              <w:rPr>
+                <w:lang w:val="en-US"/>
+              </w:rPr>
+              <w:t>brand</w:t>
+            </w:r>
+            <w:r>
+              <w:rPr>
+                <w:lang w:val="el-GR"/>
+              </w:rPr>
+              <w:t>"</w:t>
+            </w:r>
+            <w:r>
+              <w:rPr>
+                <w:lang w:val="es-ES"/>
+              </w:rPr>
+              <w:br/>
+            </w:r>
+            <w:r>
+              <w:rPr>
                 <w:lang w:val="es-ES"/>
               </w:rPr>
               <w:t xml:space="preserve">&lt;select&gt; </w:t>
@@ -656,7 +700,13 @@
               <w:rPr>
                 <w:lang w:val="es-ES"/>
               </w:rPr>
-              <w:t xml:space="preserve">name: </w:t>
+              <w:t>name</w:t>
+            </w:r>
+            <w:r>
+              <w:rPr>
+                <w:lang w:val="es-ES"/>
+              </w:rPr>
+              <w:t>=</w:t>
             </w:r>
             <w:r>
               <w:rPr>
@@ -797,6 +847,8 @@
               </w:rPr>
               <w:t>Kilometraje</w:t>
             </w:r>
+            <w:bookmarkStart w:id="0" w:name="_GoBack"/>
+            <w:bookmarkEnd w:id="0"/>
           </w:p>
         </w:tc>
         <w:tc>
@@ -817,9 +869,9 @@
             </w:r>
             <w:r>
               <w:rPr>
-                <w:lang w:val="el-GR"/>
-              </w:rPr>
-              <w:t xml:space="preserve">: </w:t>
+                <w:lang w:val="en-US"/>
+              </w:rPr>
+              <w:t>=</w:t>
             </w:r>
             <w:r>
               <w:rPr>
@@ -848,20 +900,20 @@
             </w:pPr>
             <w:r>
               <w:rPr>
-                <w:lang w:val="el-GR"/>
-              </w:rPr>
-              <w:t>Χειροκίνητη συμπλήρωση</w:t>
-            </w:r>
-            <w:r>
-              <w:rPr>
-                <w:lang w:val="el-GR"/>
-              </w:rPr>
-              <w:t xml:space="preserve"> (</w:t>
-            </w:r>
-            <w:r>
-              <w:rPr>
                 <w:lang w:val="en-US"/>
               </w:rPr>
+              <w:t>number</w:t>
+            </w:r>
+            <w:r>
+              <w:rPr>
+                <w:lang w:val="el-GR"/>
+              </w:rPr>
+              <w:t xml:space="preserve"> </w:t>
+            </w:r>
+            <w:r>
+              <w:rPr>
+                <w:lang w:val="en-US"/>
+              </w:rPr>
               <w:t>integer</w:t>
             </w:r>
             <w:r>
@@ -874,7 +926,7 @@
               <w:rPr>
                 <w:lang w:val="el-GR"/>
               </w:rPr>
-              <w:t>ή θετικός)</w:t>
+              <w:t>ή θετικός</w:t>
             </w:r>
           </w:p>
         </w:tc>
@@ -903,7 +955,7 @@
           <w:p>
             <w:pPr>
               <w:rPr>
-                <w:lang w:val="es-ES"/>
+                <w:lang w:val="el-GR"/>
               </w:rPr>
             </w:pPr>
           </w:p>
@@ -1013,17 +1065,20 @@
           <w:p>
             <w:pPr>
               <w:rPr>
-                <w:lang w:val="el-GR"/>
-              </w:rPr>
-            </w:pPr>
-            <w:r>
-              <w:rPr>
+                <w:b/>
+                <w:lang w:val="el-GR"/>
+              </w:rPr>
+            </w:pPr>
+            <w:r>
+              <w:rPr>
+                <w:b/>
                 <w:lang w:val="el-GR"/>
               </w:rPr>
               <w:t>Ε</w:t>
             </w:r>
             <w:r>
               <w:rPr>
+                <w:b/>
                 <w:lang w:val="el-GR"/>
               </w:rPr>
               <w:t>πικεφαλίδα ενότητας</w:t>
@@ -1106,89 +1161,18 @@
               </w:rPr>
               <w:t xml:space="preserve">" </w:t>
             </w:r>
-            <w:r>
-              <w:rPr>
-                <w:lang w:val="el-GR"/>
-              </w:rPr>
-              <w:t>θα</w:t>
-            </w:r>
-            <w:r>
-              <w:rPr>
-                <w:lang w:val="el-GR"/>
-              </w:rPr>
-              <w:t xml:space="preserve"> </w:t>
-            </w:r>
-            <w:r>
-              <w:rPr>
-                <w:lang w:val="el-GR"/>
-              </w:rPr>
-              <w:t>είναι</w:t>
-            </w:r>
-            <w:r>
-              <w:rPr>
-                <w:lang w:val="el-GR"/>
-              </w:rPr>
-              <w:t xml:space="preserve"> </w:t>
-            </w:r>
-            <w:r>
-              <w:rPr>
-                <w:lang w:val="el-GR"/>
-              </w:rPr>
-              <w:t>το</w:t>
-            </w:r>
-            <w:r>
-              <w:rPr>
-                <w:lang w:val="el-GR"/>
-              </w:rPr>
-              <w:t xml:space="preserve"> </w:t>
-            </w:r>
-            <w:r>
-              <w:rPr>
-                <w:lang w:val="en-US"/>
-              </w:rPr>
-              <w:t>organization</w:t>
-            </w:r>
-            <w:r>
-              <w:rPr>
-                <w:lang w:val="el-GR"/>
-              </w:rPr>
-              <w:t xml:space="preserve"> </w:t>
-            </w:r>
-            <w:r>
-              <w:rPr>
-                <w:lang w:val="el-GR"/>
-              </w:rPr>
-              <w:t>του</w:t>
-            </w:r>
-            <w:r>
-              <w:rPr>
-                <w:lang w:val="el-GR"/>
-              </w:rPr>
-              <w:t xml:space="preserve"> </w:t>
-            </w:r>
-            <w:r>
-              <w:rPr>
-                <w:lang w:val="el-GR"/>
-              </w:rPr>
-              <w:t>χρήστης</w:t>
-            </w:r>
-            <w:r>
-              <w:rPr>
-                <w:lang w:val="el-GR"/>
-              </w:rPr>
-              <w:t xml:space="preserve"> </w:t>
-            </w:r>
-            <w:r>
-              <w:rPr>
-                <w:lang w:val="el-GR"/>
-              </w:rPr>
-              <w:t xml:space="preserve">που θα προέρχεται από το </w:t>
-            </w:r>
-            <w:r>
-              <w:rPr>
-                <w:lang w:val="en-US"/>
-              </w:rPr>
-              <w:t>login</w:t>
+          </w:p>
+          <w:p>
+            <w:pPr>
+              <w:rPr>
+                <w:lang w:val="el-GR"/>
+              </w:rPr>
+            </w:pPr>
+            <w:r>
+              <w:rPr>
+                <w:lang w:val="el-GR"/>
+              </w:rPr>
+              <w:t>Υπάρχει ήδη</w:t>
             </w:r>
           </w:p>
         </w:tc>
@@ -1389,12 +1373,6 @@
                 <w:lang w:val="es-ES"/>
               </w:rPr>
             </w:pPr>
-            <w:r>
-              <w:rPr>
-                <w:lang w:val="es-ES"/>
-              </w:rPr>
-              <w:t>Telephone</w:t>
-            </w:r>
           </w:p>
         </w:tc>
         <w:tc>
@@ -1407,12 +1385,6 @@
                 <w:lang w:val="es-ES"/>
               </w:rPr>
             </w:pPr>
-            <w:r>
-              <w:rPr>
-                <w:lang w:val="es-ES"/>
-              </w:rPr>
-              <w:t>Teléfono</w:t>
-            </w:r>
           </w:p>
         </w:tc>
         <w:tc>
@@ -1422,22 +1394,9 @@
           <w:p>
             <w:pPr>
               <w:rPr>
-                <w:lang w:val="en-US"/>
-              </w:rPr>
-            </w:pPr>
-            <w:r>
-              <w:rPr>
-                <w:lang w:val="el-GR"/>
-              </w:rPr>
-              <w:t>Χειροκίνητη συμπλήρωση</w:t>
-            </w:r>
-            <w:r>
-              <w:rPr>
-                <w:lang w:val="el-GR"/>
-              </w:rPr>
-              <w:br/>
-              <w:t>ποιου?</w:t>
-            </w:r>
+                <w:lang w:val="el-GR"/>
+              </w:rPr>
+            </w:pPr>
           </w:p>
         </w:tc>
       </w:tr>
@@ -1453,9 +1412,17 @@
             <w:pPr>
               <w:jc w:val="both"/>
               <w:rPr>
-                <w:lang w:val="es-ES"/>
-              </w:rPr>
-            </w:pPr>
+                <w:b/>
+                <w:bCs/>
+                <w:lang w:val="el-GR"/>
+              </w:rPr>
+            </w:pPr>
+            <w:r>
+              <w:rPr>
+                <w:b/>
+              </w:rPr>
+              <w:t>Description</w:t>
+            </w:r>
           </w:p>
         </w:tc>
         <w:tc>
@@ -1465,9 +1432,18 @@
           <w:p>
             <w:pPr>
               <w:rPr>
-                <w:lang w:val="es-ES"/>
-              </w:rPr>
-            </w:pPr>
+                <w:b/>
+                <w:bCs/>
+                <w:lang w:val="es-ES"/>
+              </w:rPr>
+            </w:pPr>
+            <w:r>
+              <w:rPr>
+                <w:b/>
+                <w:lang w:val="es-ES"/>
+              </w:rPr>
+              <w:t>Descripción</w:t>
+            </w:r>
           </w:p>
         </w:tc>
         <w:tc>
@@ -1477,9 +1453,17 @@
           <w:p>
             <w:pPr>
               <w:rPr>
-                <w:lang w:val="el-GR"/>
-              </w:rPr>
-            </w:pPr>
+                <w:b/>
+                <w:lang w:val="el-GR"/>
+              </w:rPr>
+            </w:pPr>
+            <w:r>
+              <w:rPr>
+                <w:b/>
+                <w:lang w:val="el-GR"/>
+              </w:rPr>
+              <w:t>Επικεφαλίδα ενότητας</w:t>
+            </w:r>
           </w:p>
         </w:tc>
       </w:tr>
@@ -1559,12 +1543,36 @@
               <w:rPr>
                 <w:lang w:val="en-US"/>
               </w:rPr>
+              <w:t>name</w:t>
+            </w:r>
+            <w:r>
+              <w:rPr>
+                <w:lang w:val="el-GR"/>
+              </w:rPr>
+              <w:t>=</w:t>
+            </w:r>
+            <w:r>
+              <w:rPr>
+                <w:lang w:val="el-GR"/>
+              </w:rPr>
+              <w:t>"</w:t>
+            </w:r>
+            <w:r>
+              <w:rPr>
+                <w:lang w:val="en-US"/>
+              </w:rPr>
               <w:t>message</w:t>
             </w:r>
             <w:r>
               <w:rPr>
                 <w:lang w:val="el-GR"/>
               </w:rPr>
+              <w:t>"</w:t>
+            </w:r>
+            <w:r>
+              <w:rPr>
+                <w:lang w:val="el-GR"/>
+              </w:rPr>
               <w:t xml:space="preserve"> </w:t>
             </w:r>
             <w:r>
@@ -1572,6 +1580,12 @@
                 <w:lang w:val="el-GR"/>
               </w:rPr>
               <w:t>που υπάρχει ήδη</w:t>
+            </w:r>
+            <w:r>
+              <w:rPr>
+                <w:lang w:val="el-GR"/>
+              </w:rPr>
+              <w:t xml:space="preserve">. </w:t>
             </w:r>
           </w:p>
         </w:tc>
